--- a/modelli/VP_valutaz progetto, NOF, verif in opera/VP70_FAV.docx
+++ b/modelli/VP_valutaz progetto, NOF, verif in opera/VP70_FAV.docx
@@ -1,6 +1,6 @@
 
 <file path=word/document.xml><?xml version="1.0" encoding="utf-8"?>
-<w:document xmlns:o="urn:schemas-microsoft-com:office:office" xmlns:r="http://schemas.openxmlformats.org/officeDocument/2006/relationships" xmlns:v="urn:schemas-microsoft-com:vml" xmlns:w="http://schemas.openxmlformats.org/wordprocessingml/2006/main" xmlns:w10="urn:schemas-microsoft-com:office:word" xmlns:wp="http://schemas.openxmlformats.org/drawingml/2006/wordprocessingDrawing" xmlns:wps="http://schemas.microsoft.com/office/word/2010/wordprocessingShape" xmlns:wpg="http://schemas.microsoft.com/office/word/2010/wordprocessingGroup" xmlns:mc="http://schemas.openxmlformats.org/markup-compatibility/2006" xmlns:wp14="http://schemas.microsoft.com/office/word/2010/wordprocessingDrawing" xmlns:w14="http://schemas.microsoft.com/office/word/2010/wordml" xmlns:w15="http://schemas.microsoft.com/office/word/2012/wordml" mc:Ignorable="w14 wp14 w15">
+<w:document xmlns:o="urn:schemas-microsoft-com:office:office" xmlns:r="http://schemas.openxmlformats.org/officeDocument/2006/relationships" xmlns:v="urn:schemas-microsoft-com:vml" xmlns:w="http://schemas.openxmlformats.org/wordprocessingml/2006/main" xmlns:w10="urn:schemas-microsoft-com:office:word" xmlns:wp="http://schemas.openxmlformats.org/drawingml/2006/wordprocessingDrawing" xmlns:pic="http://schemas.openxmlformats.org/drawingml/2006/picture" xmlns:wps="http://schemas.microsoft.com/office/word/2010/wordprocessingShape" xmlns:wpg="http://schemas.microsoft.com/office/word/2010/wordprocessingGroup" xmlns:mc="http://schemas.openxmlformats.org/markup-compatibility/2006" xmlns:wp14="http://schemas.microsoft.com/office/word/2010/wordprocessingDrawing" xmlns:w14="http://schemas.microsoft.com/office/word/2010/wordml" xmlns:w15="http://schemas.microsoft.com/office/word/2012/wordml" mc:Ignorable="w14 wp14 w15">
   <w:body>
     <w:tbl>
       <w:tblPr>
@@ -17,7 +17,7 @@
       </w:tblPr>
       <w:tblGrid>
         <w:gridCol w:w="4818"/>
-        <w:gridCol w:w="4819"/>
+        <w:gridCol w:w="4820"/>
       </w:tblGrid>
       <w:tr>
         <w:trPr/>
@@ -43,7 +43,7 @@
                 <wp:inline distT="0" distB="0" distL="0" distR="0">
                   <wp:extent cx="1798955" cy="822960"/>
                   <wp:effectExtent l="0" t="0" r="0" b="0"/>
-                  <wp:docPr id="1" name="Immagine1" descr=""/>
+                  <wp:docPr id="1" name="Immagine1"/>
                   <wp:cNvGraphicFramePr>
                     <a:graphicFrameLocks xmlns:a="http://schemas.openxmlformats.org/drawingml/2006/main" noChangeAspect="1"/>
                   </wp:cNvGraphicFramePr>
@@ -51,7 +51,7 @@
                     <a:graphicData uri="http://schemas.openxmlformats.org/drawingml/2006/picture">
                       <pic:pic xmlns:pic="http://schemas.openxmlformats.org/drawingml/2006/picture">
                         <pic:nvPicPr>
-                          <pic:cNvPr id="1" name="Immagine1" descr=""/>
+                          <pic:cNvPr id="1" name="Immagine1"/>
                           <pic:cNvPicPr>
                             <a:picLocks noChangeAspect="1" noChangeArrowheads="1"/>
                           </pic:cNvPicPr>
@@ -71,6 +71,7 @@
                           <a:prstGeom prst="rect">
                             <a:avLst/>
                           </a:prstGeom>
+                          <a:noFill/>
                         </pic:spPr>
                       </pic:pic>
                     </a:graphicData>
@@ -155,33 +156,33 @@
             </w:r>
             <w:r>
               <w:rPr>
+                <w:rFonts w:ascii="Arial" w:hAnsi="Arial"/>
                 <w:caps/>
                 <w:sz w:val="20"/>
+              </w:rPr>
+              <w:instrText xml:space="preserve"> MERGEFIELD $NOME_COMANDO </w:instrText>
+            </w:r>
+            <w:r>
+              <w:rPr>
                 <w:rFonts w:ascii="Arial" w:hAnsi="Arial"/>
-              </w:rPr>
-              <w:instrText xml:space="preserve"> MERGEFIELD $NOME_COMANDO </w:instrText>
-            </w:r>
-            <w:r>
-              <w:rPr>
                 <w:caps/>
                 <w:sz w:val="20"/>
+              </w:rPr>
+              <w:fldChar w:fldCharType="separate"/>
+            </w:r>
+            <w:r>
+              <w:rPr>
                 <w:rFonts w:ascii="Arial" w:hAnsi="Arial"/>
-              </w:rPr>
-              <w:fldChar w:fldCharType="separate"/>
-            </w:r>
-            <w:r>
-              <w:rPr>
                 <w:caps/>
                 <w:sz w:val="20"/>
+              </w:rPr>
+              <w:t>&lt;$NOME_COMANDO&gt;</w:t>
+            </w:r>
+            <w:r>
+              <w:rPr>
                 <w:rFonts w:ascii="Arial" w:hAnsi="Arial"/>
-              </w:rPr>
-              <w:t>&lt;$NOME_COMANDO&gt;</w:t>
-            </w:r>
-            <w:r>
-              <w:rPr>
                 <w:caps/>
                 <w:sz w:val="20"/>
-                <w:rFonts w:ascii="Arial" w:hAnsi="Arial"/>
               </w:rPr>
               <w:fldChar w:fldCharType="end"/>
             </w:r>
@@ -193,7 +194,6 @@
               <w:bidi w:val="0"/>
               <w:jc w:val="center"/>
               <w:rPr>
-                <w:i/>
                 <w:i/>
                 <w:iCs/>
                 <w:sz w:val="20"/>
@@ -218,12 +218,20 @@
               <w:jc w:val="center"/>
               <w:rPr>
                 <w:i/>
+                <w:iCs/>
+                <w:sz w:val="20"/>
+                <w:szCs w:val="20"/>
+              </w:rPr>
+            </w:pPr>
+            <w:r>
+              <w:rPr>
                 <w:i/>
                 <w:iCs/>
                 <w:sz w:val="20"/>
                 <w:szCs w:val="20"/>
               </w:rPr>
-            </w:pPr>
+              <w:fldChar w:fldCharType="begin"/>
+            </w:r>
             <w:r>
               <w:rPr>
                 <w:i/>
@@ -231,41 +239,32 @@
                 <w:sz w:val="20"/>
                 <w:szCs w:val="20"/>
               </w:rPr>
-              <w:fldChar w:fldCharType="begin"/>
-            </w:r>
-            <w:r>
-              <w:rPr>
+              <w:instrText xml:space="preserve"> MERGEFIELD $PEC_COMANDO </w:instrText>
+            </w:r>
+            <w:r>
+              <w:rPr>
+                <w:i/>
+                <w:iCs/>
                 <w:sz w:val="20"/>
+                <w:szCs w:val="20"/>
+              </w:rPr>
+              <w:fldChar w:fldCharType="separate"/>
+            </w:r>
+            <w:r>
+              <w:rPr>
                 <w:i/>
+                <w:iCs/>
+                <w:sz w:val="20"/>
                 <w:szCs w:val="20"/>
+              </w:rPr>
+              <w:t>&lt;$PEC_COMANDO&gt;</w:t>
+            </w:r>
+            <w:r>
+              <w:rPr>
+                <w:i/>
                 <w:iCs/>
-              </w:rPr>
-              <w:instrText xml:space="preserve"> MERGEFIELD $PEC_COMANDO </w:instrText>
-            </w:r>
-            <w:r>
-              <w:rPr>
                 <w:sz w:val="20"/>
-                <w:i/>
                 <w:szCs w:val="20"/>
-                <w:iCs/>
-              </w:rPr>
-              <w:fldChar w:fldCharType="separate"/>
-            </w:r>
-            <w:r>
-              <w:rPr>
-                <w:sz w:val="20"/>
-                <w:i/>
-                <w:szCs w:val="20"/>
-                <w:iCs/>
-              </w:rPr>
-              <w:t>&lt;$PEC_COMANDO&gt;</w:t>
-            </w:r>
-            <w:r>
-              <w:rPr>
-                <w:sz w:val="20"/>
-                <w:i/>
-                <w:szCs w:val="20"/>
-                <w:iCs/>
               </w:rPr>
               <w:fldChar w:fldCharType="end"/>
             </w:r>
@@ -273,7 +272,7 @@
         </w:tc>
         <w:tc>
           <w:tcPr>
-            <w:tcW w:w="4819" w:type="dxa"/>
+            <w:tcW w:w="4820" w:type="dxa"/>
             <w:tcBorders/>
             <w:vAlign w:val="center"/>
           </w:tcPr>
@@ -372,7 +371,7 @@
         </w:tc>
         <w:tc>
           <w:tcPr>
-            <w:tcW w:w="4819" w:type="dxa"/>
+            <w:tcW w:w="4820" w:type="dxa"/>
             <w:tcBorders/>
           </w:tcPr>
           <w:p>
@@ -434,31 +433,31 @@
             </w:pPr>
             <w:r>
               <w:rPr>
-                <w:rStyle w:val="CollegamentoInternet"/>
+                <w:rStyle w:val="CollegamentoInternetuser"/>
               </w:rPr>
               <w:fldChar w:fldCharType="begin"/>
             </w:r>
             <w:r>
               <w:rPr>
-                <w:rStyle w:val="CollegamentoInternet"/>
+                <w:rStyle w:val="CollegamentoInternetuser"/>
               </w:rPr>
               <w:instrText xml:space="preserve"> MERGEFIELD $PEC_CORRISPONDENZA </w:instrText>
             </w:r>
             <w:r>
               <w:rPr>
-                <w:rStyle w:val="CollegamentoInternet"/>
+                <w:rStyle w:val="CollegamentoInternetuser"/>
               </w:rPr>
               <w:fldChar w:fldCharType="separate"/>
             </w:r>
             <w:r>
               <w:rPr>
-                <w:rStyle w:val="CollegamentoInternet"/>
+                <w:rStyle w:val="CollegamentoInternetuser"/>
               </w:rPr>
               <w:t>&lt;$PEC_CORRISPONDENZA&gt;</w:t>
             </w:r>
             <w:r>
               <w:rPr>
-                <w:rStyle w:val="CollegamentoInternet"/>
+                <w:rStyle w:val="CollegamentoInternetuser"/>
               </w:rPr>
               <w:fldChar w:fldCharType="end"/>
             </w:r>
@@ -555,7 +554,7 @@
         </w:tc>
         <w:tc>
           <w:tcPr>
-            <w:tcW w:w="4819" w:type="dxa"/>
+            <w:tcW w:w="4820" w:type="dxa"/>
             <w:tcBorders/>
           </w:tcPr>
           <w:p>
@@ -616,7 +615,7 @@
       </w:tblPr>
       <w:tblGrid>
         <w:gridCol w:w="1134"/>
-        <w:gridCol w:w="8503"/>
+        <w:gridCol w:w="8504"/>
       </w:tblGrid>
       <w:tr>
         <w:trPr>
@@ -641,7 +640,7 @@
         </w:tc>
         <w:tc>
           <w:tcPr>
-            <w:tcW w:w="8503" w:type="dxa"/>
+            <w:tcW w:w="8504" w:type="dxa"/>
             <w:tcBorders/>
           </w:tcPr>
           <w:p>
@@ -783,50 +782,6 @@
             </w:r>
             <w:r>
               <w:rPr>
-                <w:sz w:val="24"/>
-                <w:kern w:val="2"/>
-                <w:szCs w:val="24"/>
-                <w:rFonts w:eastAsia="Noto Serif CJK SC" w:cs="Lohit Devanagari"/>
-                <w:color w:val="auto"/>
-                <w:lang w:val="it-IT" w:eastAsia="zh-CN" w:bidi="hi-IN"/>
-              </w:rPr>
-              <w:instrText xml:space="preserve"> MERGEFIELD $RAGIONE_SOCIALE </w:instrText>
-            </w:r>
-            <w:r>
-              <w:rPr>
-                <w:sz w:val="24"/>
-                <w:kern w:val="2"/>
-                <w:szCs w:val="24"/>
-                <w:rFonts w:eastAsia="Noto Serif CJK SC" w:cs="Lohit Devanagari"/>
-                <w:color w:val="auto"/>
-                <w:lang w:val="it-IT" w:eastAsia="zh-CN" w:bidi="hi-IN"/>
-              </w:rPr>
-              <w:fldChar w:fldCharType="separate"/>
-            </w:r>
-            <w:r>
-              <w:rPr>
-                <w:sz w:val="24"/>
-                <w:kern w:val="2"/>
-                <w:szCs w:val="24"/>
-                <w:rFonts w:eastAsia="Noto Serif CJK SC" w:cs="Lohit Devanagari"/>
-                <w:color w:val="auto"/>
-                <w:lang w:val="it-IT" w:eastAsia="zh-CN" w:bidi="hi-IN"/>
-              </w:rPr>
-              <w:t>&lt;$RAGIONE_SOCIALE&gt;</w:t>
-            </w:r>
-            <w:r>
-              <w:rPr>
-                <w:sz w:val="24"/>
-                <w:kern w:val="2"/>
-                <w:szCs w:val="24"/>
-                <w:rFonts w:eastAsia="Noto Serif CJK SC" w:cs="Lohit Devanagari"/>
-                <w:color w:val="auto"/>
-                <w:lang w:val="it-IT" w:eastAsia="zh-CN" w:bidi="hi-IN"/>
-              </w:rPr>
-              <w:fldChar w:fldCharType="end"/>
-            </w:r>
-            <w:r>
-              <w:rPr>
                 <w:rFonts w:eastAsia="Noto Serif CJK SC" w:cs="Lohit Devanagari"/>
                 <w:color w:val="auto"/>
                 <w:kern w:val="2"/>
@@ -834,7 +789,7 @@
                 <w:szCs w:val="24"/>
                 <w:lang w:val="it-IT" w:eastAsia="zh-CN" w:bidi="hi-IN"/>
               </w:rPr>
-              <w:t xml:space="preserve"> sita in </w:t>
+              <w:instrText xml:space="preserve"> MERGEFIELD $RAGIONE_SOCIALE </w:instrText>
             </w:r>
             <w:r>
               <w:rPr>
@@ -845,48 +800,92 @@
                 <w:szCs w:val="24"/>
                 <w:lang w:val="it-IT" w:eastAsia="zh-CN" w:bidi="hi-IN"/>
               </w:rPr>
-              <w:fldChar w:fldCharType="begin"/>
-            </w:r>
-            <w:r>
-              <w:rPr>
-                <w:sz w:val="24"/>
-                <w:kern w:val="2"/>
-                <w:szCs w:val="24"/>
+              <w:fldChar w:fldCharType="separate"/>
+            </w:r>
+            <w:r>
+              <w:rPr>
                 <w:rFonts w:eastAsia="Noto Serif CJK SC" w:cs="Lohit Devanagari"/>
                 <w:color w:val="auto"/>
+                <w:kern w:val="2"/>
+                <w:sz w:val="24"/>
+                <w:szCs w:val="24"/>
                 <w:lang w:val="it-IT" w:eastAsia="zh-CN" w:bidi="hi-IN"/>
               </w:rPr>
-              <w:instrText xml:space="preserve"> MERGEFIELD $INDIRIZZO_ATTIVITA </w:instrText>
-            </w:r>
-            <w:r>
-              <w:rPr>
-                <w:sz w:val="24"/>
-                <w:kern w:val="2"/>
-                <w:szCs w:val="24"/>
+              <w:t>&lt;$RAGIONE_SOCIALE&gt;</w:t>
+            </w:r>
+            <w:r>
+              <w:rPr>
                 <w:rFonts w:eastAsia="Noto Serif CJK SC" w:cs="Lohit Devanagari"/>
                 <w:color w:val="auto"/>
+                <w:kern w:val="2"/>
+                <w:sz w:val="24"/>
+                <w:szCs w:val="24"/>
                 <w:lang w:val="it-IT" w:eastAsia="zh-CN" w:bidi="hi-IN"/>
               </w:rPr>
-              <w:fldChar w:fldCharType="separate"/>
-            </w:r>
-            <w:r>
-              <w:rPr>
-                <w:sz w:val="24"/>
-                <w:kern w:val="2"/>
-                <w:szCs w:val="24"/>
+              <w:fldChar w:fldCharType="end"/>
+            </w:r>
+            <w:r>
+              <w:rPr>
                 <w:rFonts w:eastAsia="Noto Serif CJK SC" w:cs="Lohit Devanagari"/>
                 <w:color w:val="auto"/>
+                <w:kern w:val="2"/>
+                <w:sz w:val="24"/>
+                <w:szCs w:val="24"/>
                 <w:lang w:val="it-IT" w:eastAsia="zh-CN" w:bidi="hi-IN"/>
               </w:rPr>
-              <w:t>&lt;$INDIRIZZO_ATTIVITA&gt;</w:t>
-            </w:r>
-            <w:r>
-              <w:rPr>
-                <w:sz w:val="24"/>
-                <w:kern w:val="2"/>
-                <w:szCs w:val="24"/>
+              <w:t xml:space="preserve"> sita in </w:t>
+            </w:r>
+            <w:r>
+              <w:rPr>
                 <w:rFonts w:eastAsia="Noto Serif CJK SC" w:cs="Lohit Devanagari"/>
                 <w:color w:val="auto"/>
+                <w:kern w:val="2"/>
+                <w:sz w:val="24"/>
+                <w:szCs w:val="24"/>
+                <w:lang w:val="it-IT" w:eastAsia="zh-CN" w:bidi="hi-IN"/>
+              </w:rPr>
+              <w:fldChar w:fldCharType="begin"/>
+            </w:r>
+            <w:r>
+              <w:rPr>
+                <w:rFonts w:eastAsia="Noto Serif CJK SC" w:cs="Lohit Devanagari"/>
+                <w:color w:val="auto"/>
+                <w:kern w:val="2"/>
+                <w:sz w:val="24"/>
+                <w:szCs w:val="24"/>
+                <w:lang w:val="it-IT" w:eastAsia="zh-CN" w:bidi="hi-IN"/>
+              </w:rPr>
+              <w:instrText xml:space="preserve"> MERGEFIELD $INDIRIZZO_ATTIVITA </w:instrText>
+            </w:r>
+            <w:r>
+              <w:rPr>
+                <w:rFonts w:eastAsia="Noto Serif CJK SC" w:cs="Lohit Devanagari"/>
+                <w:color w:val="auto"/>
+                <w:kern w:val="2"/>
+                <w:sz w:val="24"/>
+                <w:szCs w:val="24"/>
+                <w:lang w:val="it-IT" w:eastAsia="zh-CN" w:bidi="hi-IN"/>
+              </w:rPr>
+              <w:fldChar w:fldCharType="separate"/>
+            </w:r>
+            <w:r>
+              <w:rPr>
+                <w:rFonts w:eastAsia="Noto Serif CJK SC" w:cs="Lohit Devanagari"/>
+                <w:color w:val="auto"/>
+                <w:kern w:val="2"/>
+                <w:sz w:val="24"/>
+                <w:szCs w:val="24"/>
+                <w:lang w:val="it-IT" w:eastAsia="zh-CN" w:bidi="hi-IN"/>
+              </w:rPr>
+              <w:t>&lt;$INDIRIZZO_ATTIVITA&gt;</w:t>
+            </w:r>
+            <w:r>
+              <w:rPr>
+                <w:rFonts w:eastAsia="Noto Serif CJK SC" w:cs="Lohit Devanagari"/>
+                <w:color w:val="auto"/>
+                <w:kern w:val="2"/>
+                <w:sz w:val="24"/>
+                <w:szCs w:val="24"/>
                 <w:lang w:val="it-IT" w:eastAsia="zh-CN" w:bidi="hi-IN"/>
               </w:rPr>
               <w:fldChar w:fldCharType="end"/>
@@ -982,7 +981,7 @@
       </w:tblPr>
       <w:tblGrid>
         <w:gridCol w:w="1701"/>
-        <w:gridCol w:w="7936"/>
+        <w:gridCol w:w="7937"/>
       </w:tblGrid>
       <w:tr>
         <w:trPr/>
@@ -997,7 +996,7 @@
           </w:tcPr>
           <w:p>
             <w:pPr>
-              <w:pStyle w:val="Contenutotabella"/>
+              <w:pStyle w:val="Contenutotabellauser"/>
               <w:widowControl w:val="false"/>
               <w:rPr/>
             </w:pPr>
@@ -1025,7 +1024,7 @@
         </w:tc>
         <w:tc>
           <w:tcPr>
-            <w:tcW w:w="7936" w:type="dxa"/>
+            <w:tcW w:w="7937" w:type="dxa"/>
             <w:tcBorders>
               <w:top w:val="single" w:sz="4" w:space="0" w:color="000000"/>
               <w:left w:val="single" w:sz="4" w:space="0" w:color="000000"/>
@@ -1035,7 +1034,7 @@
           </w:tcPr>
           <w:p>
             <w:pPr>
-              <w:pStyle w:val="Contenutotabella"/>
+              <w:pStyle w:val="Contenutotabellauser"/>
               <w:widowControl w:val="false"/>
               <w:rPr/>
             </w:pPr>
@@ -1256,13 +1255,7 @@
         <w:rPr>
           <w:lang w:val="it-IT"/>
         </w:rPr>
-        <w:t xml:space="preserve"> DPR 151/11, </w:t>
-      </w:r>
-      <w:r>
-        <w:rPr>
-          <w:lang w:val="it-IT"/>
-        </w:rPr>
-        <w:t xml:space="preserve">ai soli fini della sicurezza antincendio, </w:t>
+        <w:t xml:space="preserve"> DPR 151/11, ai soli fini della sicurezza antincendio, </w:t>
       </w:r>
       <w:r>
         <w:rPr>
@@ -1314,7 +1307,7 @@
       </w:tblPr>
       <w:tblGrid>
         <w:gridCol w:w="1701"/>
-        <w:gridCol w:w="7936"/>
+        <w:gridCol w:w="7937"/>
       </w:tblGrid>
       <w:tr>
         <w:trPr/>
@@ -1329,7 +1322,7 @@
           </w:tcPr>
           <w:p>
             <w:pPr>
-              <w:pStyle w:val="Contenutotabella"/>
+              <w:pStyle w:val="Contenutotabellauser"/>
               <w:widowControl w:val="false"/>
               <w:rPr/>
             </w:pPr>
@@ -1340,7 +1333,7 @@
         </w:tc>
         <w:tc>
           <w:tcPr>
-            <w:tcW w:w="7936" w:type="dxa"/>
+            <w:tcW w:w="7937" w:type="dxa"/>
             <w:tcBorders>
               <w:top w:val="single" w:sz="4" w:space="0" w:color="000000"/>
               <w:left w:val="single" w:sz="4" w:space="0" w:color="000000"/>
@@ -1350,7 +1343,7 @@
           </w:tcPr>
           <w:p>
             <w:pPr>
-              <w:pStyle w:val="Contenutotabella"/>
+              <w:pStyle w:val="Contenutotabellauser"/>
               <w:widowControl w:val="false"/>
               <w:rPr/>
             </w:pPr>
@@ -1373,7 +1366,7 @@
           </w:tcPr>
           <w:p>
             <w:pPr>
-              <w:pStyle w:val="Contenutotabella"/>
+              <w:pStyle w:val="Contenutotabellauser"/>
               <w:widowControl w:val="false"/>
               <w:rPr/>
             </w:pPr>
@@ -1401,7 +1394,7 @@
         </w:tc>
         <w:tc>
           <w:tcPr>
-            <w:tcW w:w="7936" w:type="dxa"/>
+            <w:tcW w:w="7937" w:type="dxa"/>
             <w:tcBorders>
               <w:left w:val="single" w:sz="4" w:space="0" w:color="000000"/>
               <w:bottom w:val="single" w:sz="4" w:space="0" w:color="000000"/>
@@ -1410,7 +1403,7 @@
           </w:tcPr>
           <w:p>
             <w:pPr>
-              <w:pStyle w:val="Contenutotabella"/>
+              <w:pStyle w:val="Contenutotabellauser"/>
               <w:widowControl w:val="false"/>
               <w:rPr/>
             </w:pPr>
@@ -1532,7 +1525,7 @@
       </w:tblPr>
       <w:tblGrid>
         <w:gridCol w:w="4819"/>
-        <w:gridCol w:w="4818"/>
+        <w:gridCol w:w="4819"/>
       </w:tblGrid>
       <w:tr>
         <w:trPr>
@@ -1607,10 +1600,22 @@
               <w:fldChar w:fldCharType="end"/>
             </w:r>
           </w:p>
+          <w:p>
+            <w:pPr>
+              <w:pStyle w:val="Normal"/>
+              <w:widowControl w:val="false"/>
+              <w:jc w:val="center"/>
+              <w:rPr/>
+            </w:pPr>
+            <w:r>
+              <w:rPr/>
+              <w:t>(firmato digitalmente)</w:t>
+            </w:r>
+          </w:p>
         </w:tc>
         <w:tc>
           <w:tcPr>
-            <w:tcW w:w="4818" w:type="dxa"/>
+            <w:tcW w:w="4819" w:type="dxa"/>
             <w:tcBorders/>
           </w:tcPr>
           <w:p>
@@ -1718,7 +1723,7 @@
 </file>
 
 <file path=word/footer1.xml><?xml version="1.0" encoding="utf-8"?>
-<w:ftr xmlns:o="urn:schemas-microsoft-com:office:office" xmlns:r="http://schemas.openxmlformats.org/officeDocument/2006/relationships" xmlns:v="urn:schemas-microsoft-com:vml" xmlns:w="http://schemas.openxmlformats.org/wordprocessingml/2006/main" xmlns:w10="urn:schemas-microsoft-com:office:word" xmlns:wp="http://schemas.openxmlformats.org/drawingml/2006/wordprocessingDrawing" xmlns:wps="http://schemas.microsoft.com/office/word/2010/wordprocessingShape" xmlns:wpg="http://schemas.microsoft.com/office/word/2010/wordprocessingGroup" xmlns:mc="http://schemas.openxmlformats.org/markup-compatibility/2006" xmlns:wp14="http://schemas.microsoft.com/office/word/2010/wordprocessingDrawing" xmlns:w14="http://schemas.microsoft.com/office/word/2010/wordml" xmlns:w15="http://schemas.microsoft.com/office/word/2012/wordml" mc:Ignorable="w14 wp14 w15">
+<w:ftr xmlns:o="urn:schemas-microsoft-com:office:office" xmlns:r="http://schemas.openxmlformats.org/officeDocument/2006/relationships" xmlns:v="urn:schemas-microsoft-com:vml" xmlns:w="http://schemas.openxmlformats.org/wordprocessingml/2006/main" xmlns:w10="urn:schemas-microsoft-com:office:word" xmlns:wp="http://schemas.openxmlformats.org/drawingml/2006/wordprocessingDrawing" xmlns:pic="http://schemas.openxmlformats.org/drawingml/2006/picture" xmlns:wps="http://schemas.microsoft.com/office/word/2010/wordprocessingShape" xmlns:wpg="http://schemas.microsoft.com/office/word/2010/wordprocessingGroup" xmlns:mc="http://schemas.openxmlformats.org/markup-compatibility/2006" xmlns:wp14="http://schemas.microsoft.com/office/word/2010/wordprocessingDrawing" xmlns:w14="http://schemas.microsoft.com/office/word/2010/wordml" xmlns:w15="http://schemas.microsoft.com/office/word/2012/wordml" mc:Ignorable="w14 wp14 w15">
   <w:p>
     <w:pPr>
       <w:pStyle w:val="Footer"/>
@@ -1732,7 +1737,7 @@
 </file>
 
 <file path=word/footer2.xml><?xml version="1.0" encoding="utf-8"?>
-<w:ftr xmlns:o="urn:schemas-microsoft-com:office:office" xmlns:r="http://schemas.openxmlformats.org/officeDocument/2006/relationships" xmlns:v="urn:schemas-microsoft-com:vml" xmlns:w="http://schemas.openxmlformats.org/wordprocessingml/2006/main" xmlns:w10="urn:schemas-microsoft-com:office:word" xmlns:wp="http://schemas.openxmlformats.org/drawingml/2006/wordprocessingDrawing" xmlns:wps="http://schemas.microsoft.com/office/word/2010/wordprocessingShape" xmlns:wpg="http://schemas.microsoft.com/office/word/2010/wordprocessingGroup" xmlns:mc="http://schemas.openxmlformats.org/markup-compatibility/2006" xmlns:wp14="http://schemas.microsoft.com/office/word/2010/wordprocessingDrawing" xmlns:w14="http://schemas.microsoft.com/office/word/2010/wordml" xmlns:w15="http://schemas.microsoft.com/office/word/2012/wordml" mc:Ignorable="w14 wp14 w15">
+<w:ftr xmlns:o="urn:schemas-microsoft-com:office:office" xmlns:r="http://schemas.openxmlformats.org/officeDocument/2006/relationships" xmlns:v="urn:schemas-microsoft-com:vml" xmlns:w="http://schemas.openxmlformats.org/wordprocessingml/2006/main" xmlns:w10="urn:schemas-microsoft-com:office:word" xmlns:wp="http://schemas.openxmlformats.org/drawingml/2006/wordprocessingDrawing" xmlns:pic="http://schemas.openxmlformats.org/drawingml/2006/picture" xmlns:wps="http://schemas.microsoft.com/office/word/2010/wordprocessingShape" xmlns:wpg="http://schemas.microsoft.com/office/word/2010/wordprocessingGroup" xmlns:mc="http://schemas.openxmlformats.org/markup-compatibility/2006" xmlns:wp14="http://schemas.microsoft.com/office/word/2010/wordprocessingDrawing" xmlns:w14="http://schemas.microsoft.com/office/word/2010/wordml" xmlns:w15="http://schemas.microsoft.com/office/word/2012/wordml" mc:Ignorable="w14 wp14 w15">
   <w:p>
     <w:pPr>
       <w:pStyle w:val="Footer"/>
@@ -1817,7 +1822,7 @@
 </file>
 
 <file path=word/footer3.xml><?xml version="1.0" encoding="utf-8"?>
-<w:ftr xmlns:o="urn:schemas-microsoft-com:office:office" xmlns:r="http://schemas.openxmlformats.org/officeDocument/2006/relationships" xmlns:v="urn:schemas-microsoft-com:vml" xmlns:w="http://schemas.openxmlformats.org/wordprocessingml/2006/main" xmlns:w10="urn:schemas-microsoft-com:office:word" xmlns:wp="http://schemas.openxmlformats.org/drawingml/2006/wordprocessingDrawing" xmlns:wps="http://schemas.microsoft.com/office/word/2010/wordprocessingShape" xmlns:wpg="http://schemas.microsoft.com/office/word/2010/wordprocessingGroup" xmlns:mc="http://schemas.openxmlformats.org/markup-compatibility/2006" xmlns:wp14="http://schemas.microsoft.com/office/word/2010/wordprocessingDrawing" xmlns:w14="http://schemas.microsoft.com/office/word/2010/wordml" xmlns:w15="http://schemas.microsoft.com/office/word/2012/wordml" mc:Ignorable="w14 wp14 w15">
+<w:ftr xmlns:o="urn:schemas-microsoft-com:office:office" xmlns:r="http://schemas.openxmlformats.org/officeDocument/2006/relationships" xmlns:v="urn:schemas-microsoft-com:vml" xmlns:w="http://schemas.openxmlformats.org/wordprocessingml/2006/main" xmlns:w10="urn:schemas-microsoft-com:office:word" xmlns:wp="http://schemas.openxmlformats.org/drawingml/2006/wordprocessingDrawing" xmlns:pic="http://schemas.openxmlformats.org/drawingml/2006/picture" xmlns:wps="http://schemas.microsoft.com/office/word/2010/wordprocessingShape" xmlns:wpg="http://schemas.microsoft.com/office/word/2010/wordprocessingGroup" xmlns:mc="http://schemas.openxmlformats.org/markup-compatibility/2006" xmlns:wp14="http://schemas.microsoft.com/office/word/2010/wordprocessingDrawing" xmlns:w14="http://schemas.microsoft.com/office/word/2010/wordml" xmlns:w15="http://schemas.microsoft.com/office/word/2012/wordml" mc:Ignorable="w14 wp14 w15">
   <w:p>
     <w:pPr>
       <w:pStyle w:val="Footer"/>
@@ -1925,7 +1930,7 @@
     <w:pPr>
       <w:widowControl/>
       <w:suppressAutoHyphens w:val="true"/>
-      <w:overflowPunct w:val="true"/>
+      <w:overflowPunct w:val="false"/>
       <w:bidi w:val="0"/>
       <w:spacing w:before="0" w:after="0"/>
       <w:jc w:val="left"/>
@@ -1944,8 +1949,8 @@
     <w:qFormat/>
     <w:rPr/>
   </w:style>
-  <w:style w:type="character" w:styleId="CollegamentoInternet">
-    <w:name w:val="Collegamento Internet"/>
+  <w:style w:type="character" w:styleId="CollegamentoInternetuser">
+    <w:name w:val="Collegamento Internet (user)"/>
     <w:basedOn w:val="DefaultParagraphFont"/>
     <w:qFormat/>
     <w:rPr>
@@ -1961,13 +1966,13 @@
       <w:color w:val="0000FF"/>
     </w:rPr>
   </w:style>
-  <w:style w:type="character" w:styleId="Caratteridinumerazione">
-    <w:name w:val="Caratteri di numerazione"/>
+  <w:style w:type="character" w:styleId="Caratteridinumerazioneuser">
+    <w:name w:val="Caratteri di numerazione (user)"/>
     <w:qFormat/>
     <w:rPr/>
   </w:style>
-  <w:style w:type="paragraph" w:styleId="Heading">
-    <w:name w:val="Heading"/>
+  <w:style w:type="paragraph" w:styleId="Titolo">
+    <w:name w:val="Titolo"/>
     <w:basedOn w:val="Normal"/>
     <w:next w:val="BodyText"/>
     <w:qFormat/>
@@ -1999,7 +2004,7 @@
     </w:rPr>
   </w:style>
   <w:style w:type="paragraph" w:styleId="Caption">
-    <w:name w:val="Caption"/>
+    <w:name w:val="caption"/>
     <w:basedOn w:val="Normal"/>
     <w:qFormat/>
     <w:pPr>
@@ -2014,8 +2019,8 @@
       <w:szCs w:val="24"/>
     </w:rPr>
   </w:style>
-  <w:style w:type="paragraph" w:styleId="Index">
-    <w:name w:val="Index"/>
+  <w:style w:type="paragraph" w:styleId="Indice">
+    <w:name w:val="Indice"/>
     <w:basedOn w:val="Normal"/>
     <w:qFormat/>
     <w:pPr>
@@ -2025,8 +2030,8 @@
       <w:rFonts w:cs="Lohit Marathi"/>
     </w:rPr>
   </w:style>
-  <w:style w:type="paragraph" w:styleId="Titolo">
-    <w:name w:val="Titolo"/>
+  <w:style w:type="paragraph" w:styleId="Titolouser">
+    <w:name w:val="Titolo (user)"/>
     <w:basedOn w:val="Normal"/>
     <w:next w:val="BodyText"/>
     <w:qFormat/>
@@ -2040,8 +2045,8 @@
       <w:szCs w:val="28"/>
     </w:rPr>
   </w:style>
-  <w:style w:type="paragraph" w:styleId="Indice">
-    <w:name w:val="Indice"/>
+  <w:style w:type="paragraph" w:styleId="Indiceuser">
+    <w:name w:val="Indice (user)"/>
     <w:basedOn w:val="Normal"/>
     <w:qFormat/>
     <w:pPr>
@@ -2051,8 +2056,8 @@
       <w:rFonts w:cs="Lohit Devanagari"/>
     </w:rPr>
   </w:style>
-  <w:style w:type="paragraph" w:styleId="Contenutotabella">
-    <w:name w:val="Contenuto tabella"/>
+  <w:style w:type="paragraph" w:styleId="Contenutotabellauser">
+    <w:name w:val="Contenuto tabella (user)"/>
     <w:basedOn w:val="Normal"/>
     <w:qFormat/>
     <w:pPr>
@@ -2061,9 +2066,9 @@
     </w:pPr>
     <w:rPr/>
   </w:style>
-  <w:style w:type="paragraph" w:styleId="Titolotabella">
-    <w:name w:val="Titolo tabella"/>
-    <w:basedOn w:val="Contenutotabella"/>
+  <w:style w:type="paragraph" w:styleId="Titolotabellauser">
+    <w:name w:val="Titolo tabella (user)"/>
+    <w:basedOn w:val="Contenutotabellauser"/>
     <w:qFormat/>
     <w:pPr>
       <w:suppressLineNumbers/>
@@ -2074,8 +2079,8 @@
       <w:bCs/>
     </w:rPr>
   </w:style>
-  <w:style w:type="paragraph" w:styleId="Intestazioneepidipagina">
-    <w:name w:val="Intestazione e piè di pagina"/>
+  <w:style w:type="paragraph" w:styleId="Intestazioneepidipaginauser">
+    <w:name w:val="Intestazione e piè di pagina (user)"/>
     <w:basedOn w:val="Normal"/>
     <w:qFormat/>
     <w:pPr>
@@ -2088,24 +2093,24 @@
     </w:pPr>
     <w:rPr/>
   </w:style>
-  <w:style w:type="paragraph" w:styleId="HeaderandFooter">
-    <w:name w:val="Header and Footer"/>
+  <w:style w:type="paragraph" w:styleId="Intestazioneepidipagina">
+    <w:name w:val="Intestazione e piè di pagina"/>
     <w:basedOn w:val="Normal"/>
     <w:qFormat/>
     <w:pPr/>
     <w:rPr/>
   </w:style>
   <w:style w:type="paragraph" w:styleId="Footer">
-    <w:name w:val="Footer"/>
-    <w:basedOn w:val="Intestazioneepidipagina"/>
+    <w:name w:val="footer"/>
+    <w:basedOn w:val="Intestazioneepidipaginauser"/>
     <w:pPr>
       <w:suppressLineNumbers/>
       <w:jc w:val="center"/>
     </w:pPr>
     <w:rPr/>
   </w:style>
-  <w:style w:type="paragraph" w:styleId="Pidipaginaasinistra">
-    <w:name w:val="Piè di pagina a sinistra"/>
+  <w:style w:type="paragraph" w:styleId="Pidipaginaasinistrauser">
+    <w:name w:val="Piè di pagina a sinistra (user)"/>
     <w:basedOn w:val="Footer"/>
     <w:qFormat/>
     <w:pPr>
